--- a/docs/docx/PayloadHub-AI-Laporan-Lengkap-FINAL.docx
+++ b/docs/docx/PayloadHub-AI-Laporan-Lengkap-FINAL.docx
@@ -9262,7 +9262,7 @@
                 <w:color w:val="9C270B"/>
                 <w:sz w:val="19"/>
               </w:rPr>
-              <w:t>3114C3AA027C19C6C3BA6FDC564AEF0EAC38062CE359C42F269089651C25811B</w:t>
+              <w:t>302D47DEEB6A9AEAD3153173B1EC8431F94C97BCA61123D690A2267020EE5624</w:t>
             </w:r>
           </w:p>
         </w:tc>
@@ -13564,6 +13564,124 @@
       </w:tr>
     </w:tbl>
     <w:p/>
+    <w:p>
+      <w:pPr>
+        <w:pStyle w:val="Heading3"/>
+      </w:pPr>
+      <w:r>
+        <w:rPr>
+          <w:b/>
+          <w:color w:val="142B45"/>
+        </w:rPr>
+        <w:t>8.4 Video Demo yang Sudah Direkam</w:t>
+      </w:r>
+    </w:p>
+    <w:p>
+      <w:r>
+        <w:rPr>
+          <w:b w:val="0"/>
+        </w:rPr>
+        <w:t xml:space="preserve">Video tersedia di </w:t>
+      </w:r>
+      <w:r>
+        <w:rPr>
+          <w:rFonts w:ascii="Consolas" w:hAnsi="Consolas"/>
+          <w:color w:val="9C270B"/>
+          <w:sz w:val="19"/>
+        </w:rPr>
+        <w:t>docs/demo/PayloadHub-AI-Demo-Android.mp4</w:t>
+      </w:r>
+      <w:r>
+        <w:rPr>
+          <w:b w:val="0"/>
+        </w:rPr>
+        <w:t xml:space="preserve"> dengan durasi</w:t>
+      </w:r>
+    </w:p>
+    <w:p>
+      <w:r>
+        <w:rPr>
+          <w:b/>
+        </w:rPr>
+        <w:t>1 menit 44 detik</w:t>
+      </w:r>
+      <w:r>
+        <w:rPr>
+          <w:b w:val="0"/>
+        </w:rPr>
+        <w:t>. Sumbernya APK asli di emulator Android Pixel 5 API 30,</w:t>
+      </w:r>
+    </w:p>
+    <w:p>
+      <w:r>
+        <w:rPr>
+          <w:b w:val="0"/>
+        </w:rPr>
+        <w:t xml:space="preserve">direkam dengan </w:t>
+      </w:r>
+      <w:r>
+        <w:rPr>
+          <w:rFonts w:ascii="Consolas" w:hAnsi="Consolas"/>
+          <w:color w:val="9C270B"/>
+          <w:sz w:val="19"/>
+        </w:rPr>
+        <w:t>adb screenrecord</w:t>
+      </w:r>
+      <w:r>
+        <w:rPr>
+          <w:b w:val="0"/>
+        </w:rPr>
+        <w:t>, bukan mockup atau rekaman browser.</w:t>
+      </w:r>
+    </w:p>
+    <w:p>
+      <w:r>
+        <w:rPr>
+          <w:b w:val="0"/>
+        </w:rPr>
+        <w:t>Alurnya: generator dengan input lab, hasil payload, riwayat dan detail,</w:t>
+      </w:r>
+    </w:p>
+    <w:p>
+      <w:r>
+        <w:rPr>
+          <w:b w:val="0"/>
+        </w:rPr>
+        <w:t>Exploit Library, lalu pertanyaan dan jawaban DeepSeek di Info Bot. Tidak ada</w:t>
+      </w:r>
+    </w:p>
+    <w:p>
+      <w:r>
+        <w:rPr>
+          <w:b w:val="0"/>
+        </w:rPr>
+        <w:t>API key yang terlihat. Rekaman disusun dari dua segmen asli; jeda diam</w:t>
+      </w:r>
+    </w:p>
+    <w:p>
+      <w:r>
+        <w:rPr>
+          <w:b w:val="0"/>
+        </w:rPr>
+        <w:t>dipangkas tanpa mempercepat interaksi. Detail sumber ada di</w:t>
+      </w:r>
+    </w:p>
+    <w:p>
+      <w:r>
+        <w:rPr>
+          <w:rFonts w:ascii="Consolas" w:hAnsi="Consolas"/>
+          <w:color w:val="9C270B"/>
+          <w:sz w:val="19"/>
+        </w:rPr>
+        <w:t>docs/demo/android-recording.json</w:t>
+      </w:r>
+      <w:r>
+        <w:rPr>
+          <w:b w:val="0"/>
+        </w:rPr>
+        <w:t>.</w:t>
+      </w:r>
+    </w:p>
     <w:p>
       <w:r>
         <w:br w:type="page"/>
